--- a/OCULENS EYEWEAR.docx
+++ b/OCULENS EYEWEAR.docx
@@ -1251,13 +1251,27 @@
         <w:t>d</w:t>
       </w:r>
       <w:r>
-        <w:t xml:space="preserve">, and allow buyers to contact and physical get to the business. The site is </w:t>
+        <w:t>, and allow buyers to contact and physical</w:t>
+      </w:r>
+      <w:r>
+        <w:t>ly</w:t>
+      </w:r>
+      <w:r>
+        <w:t xml:space="preserve"> get to the business. The site is </w:t>
       </w:r>
       <w:r>
         <w:t>designed</w:t>
       </w:r>
       <w:r>
-        <w:t xml:space="preserve"> to deliver a user friendly </w:t>
+        <w:t xml:space="preserve"> to deliver a </w:t>
+      </w:r>
+      <w:proofErr w:type="gramStart"/>
+      <w:r>
+        <w:t>user friendly</w:t>
+      </w:r>
+      <w:proofErr w:type="gramEnd"/>
+      <w:r>
+        <w:t xml:space="preserve"> </w:t>
       </w:r>
       <w:r>
         <w:t>interface and be responsive to all devices and web browsers.</w:t>
@@ -1291,7 +1305,19 @@
         </w:numPr>
       </w:pPr>
       <w:r>
-        <w:t>Display products and services -To showcase the eyewear, services such as eye testing available to customers in an informative way.</w:t>
+        <w:t>Display products and services -To showcase the eyewear, services such as eye testing a</w:t>
+      </w:r>
+      <w:r>
+        <w:t>nd a</w:t>
+      </w:r>
+      <w:r>
+        <w:t>vail</w:t>
+      </w:r>
+      <w:r>
+        <w:t>ing them</w:t>
+      </w:r>
+      <w:r>
+        <w:t xml:space="preserve"> to customers in an informative way.</w:t>
       </w:r>
     </w:p>
     <w:p>
@@ -1306,7 +1332,13 @@
         <w:t xml:space="preserve">Improve customer engagement -To allow users to </w:t>
       </w:r>
       <w:r>
-        <w:t>easily navigate through the website, learn more about the services being provided, and interact through the contact page.</w:t>
+        <w:t>easily navigate through the website, learn more about the services being provided, and interact</w:t>
+      </w:r>
+      <w:r>
+        <w:t xml:space="preserve"> with the company </w:t>
+      </w:r>
+      <w:r>
+        <w:t>through the contact page.</w:t>
       </w:r>
     </w:p>
     <w:p>
@@ -1480,7 +1512,7 @@
         </w:numPr>
       </w:pPr>
       <w:r>
-        <w:t>Site runs the cart and check-out smoothly and securely</w:t>
+        <w:t>Site runs the cart and checkout smoothly and securely</w:t>
       </w:r>
       <w:r>
         <w:t xml:space="preserve"> </w:t>
@@ -1512,7 +1544,7 @@
           <w:b/>
           <w:bCs/>
         </w:rPr>
-        <w:t>( e-commerce )</w:t>
+        <w:t>(e-commerce)</w:t>
       </w:r>
       <w:r>
         <w:rPr>
@@ -1535,7 +1567,13 @@
         <w:t>customers to browse, select and purchase eyewear products online.</w:t>
       </w:r>
       <w:r>
-        <w:t xml:space="preserve"> In addition to selling products, the website also provides essential information about eye care services such as eye testing, frame fitting , etc. It is designed to offer a convenient, user-friendly, and secure shopping experience, allowing customers to interact with the business anytime and anywhere.</w:t>
+        <w:t xml:space="preserve"> In addition to selling products, the website also provides essential information about eye care services such as eye testing, frame </w:t>
+      </w:r>
+      <w:r>
+        <w:t>fitting,</w:t>
+      </w:r>
+      <w:r>
+        <w:t xml:space="preserve"> etc. It is designed to offer a convenient, user-friendly, and secure shopping experience, allowing customers to interact with the business anytime and anywhere.</w:t>
       </w:r>
     </w:p>
     <w:p/>
@@ -1706,22 +1744,25 @@
         </w:numPr>
       </w:pPr>
       <w:r>
-        <w:t xml:space="preserve">Featured categories </w:t>
-      </w:r>
-      <w:r>
-        <w:t>(Women’s</w:t>
-      </w:r>
-      <w:r>
-        <w:t xml:space="preserve">, Men’s eyewear, </w:t>
-      </w:r>
-      <w:r>
-        <w:t>Kids glasses</w:t>
-      </w:r>
-      <w:r>
-        <w:t>, Sunglasses</w:t>
-      </w:r>
-      <w:r>
-        <w:t>, contact lenses and accessories)</w:t>
+        <w:t>Best sellers</w:t>
+      </w:r>
+      <w:r>
+        <w:t xml:space="preserve"> / Featured products</w:t>
+      </w:r>
+      <w:r>
+        <w:t xml:space="preserve"> </w:t>
+      </w:r>
+      <w:r>
+        <w:t>(from</w:t>
+      </w:r>
+      <w:r>
+        <w:t xml:space="preserve"> featured categories such as Women, Men, Kids</w:t>
+      </w:r>
+      <w:r>
+        <w:t xml:space="preserve">, Sunglasses, Contact Lenses and </w:t>
+      </w:r>
+      <w:r>
+        <w:t>Accessories)</w:t>
       </w:r>
     </w:p>
     <w:p>
@@ -1733,18 +1774,6 @@
         </w:numPr>
       </w:pPr>
       <w:r>
-        <w:t>Best sellers</w:t>
-      </w:r>
-    </w:p>
-    <w:p>
-      <w:pPr>
-        <w:pStyle w:val="ListParagraph"/>
-        <w:numPr>
-          <w:ilvl w:val="0"/>
-          <w:numId w:val="5"/>
-        </w:numPr>
-      </w:pPr>
-      <w:r>
         <w:t>New arrival</w:t>
       </w:r>
       <w:r>
@@ -1800,6 +1829,18 @@
         <w:t>Why choose Oculens</w:t>
       </w:r>
     </w:p>
+    <w:p>
+      <w:pPr>
+        <w:pStyle w:val="ListParagraph"/>
+        <w:numPr>
+          <w:ilvl w:val="0"/>
+          <w:numId w:val="6"/>
+        </w:numPr>
+      </w:pPr>
+      <w:r>
+        <w:t>Values</w:t>
+      </w:r>
+    </w:p>
     <w:p/>
     <w:p>
       <w:pPr>
@@ -2016,6 +2057,18 @@
         <w:t>Social media links</w:t>
       </w:r>
     </w:p>
+    <w:p>
+      <w:pPr>
+        <w:pStyle w:val="ListParagraph"/>
+        <w:numPr>
+          <w:ilvl w:val="0"/>
+          <w:numId w:val="10"/>
+        </w:numPr>
+      </w:pPr>
+      <w:r>
+        <w:t>Support and FAQs</w:t>
+      </w:r>
+    </w:p>
     <w:p/>
     <w:p>
       <w:r>
@@ -2165,7 +2218,6 @@
           <w:sz w:val="24"/>
           <w:szCs w:val="24"/>
         </w:rPr>
-        <w:lastRenderedPageBreak/>
         <w:t>SITE NAVIGATION STRUCTURE</w:t>
       </w:r>
     </w:p>
@@ -2735,6 +2787,14 @@
       </w:pPr>
     </w:p>
     <w:p>
+      <w:r>
+        <w:rPr>
+          <w:noProof/>
+        </w:rPr>
+        <w:t>HOMEPAGE</w:t>
+      </w:r>
+    </w:p>
+    <w:p>
       <w:pPr>
         <w:rPr>
           <w:b/>
@@ -2744,6 +2804,16 @@
           <w:u w:val="single"/>
         </w:rPr>
       </w:pPr>
+      <w:r>
+        <w:rPr>
+          <w:b/>
+          <w:bCs/>
+          <w:sz w:val="28"/>
+          <w:szCs w:val="28"/>
+          <w:u w:val="single"/>
+        </w:rPr>
+        <w:t xml:space="preserve"> </w:t>
+      </w:r>
       <w:r>
         <w:rPr>
           <w:b/>
@@ -2754,10 +2824,10 @@
           <w:u w:val="single"/>
         </w:rPr>
         <w:drawing>
-          <wp:inline distT="0" distB="0" distL="0" distR="0" wp14:anchorId="32BE9631" wp14:editId="5FB45571">
-            <wp:extent cx="6096000" cy="7955280"/>
-            <wp:effectExtent l="0" t="0" r="0" b="7620"/>
-            <wp:docPr id="1146317342" name="Picture 20"/>
+          <wp:inline distT="0" distB="0" distL="0" distR="0" wp14:anchorId="23F8BC57" wp14:editId="0BF12AAF">
+            <wp:extent cx="6858000" cy="6595110"/>
+            <wp:effectExtent l="0" t="0" r="0" b="0"/>
+            <wp:docPr id="1245993037" name="Picture 17"/>
             <wp:cNvGraphicFramePr>
               <a:graphicFrameLocks xmlns:a="http://schemas.openxmlformats.org/drawingml/2006/main" noChangeAspect="1"/>
             </wp:cNvGraphicFramePr>
@@ -2765,7 +2835,7 @@
               <a:graphicData uri="http://schemas.openxmlformats.org/drawingml/2006/picture">
                 <pic:pic xmlns:pic="http://schemas.openxmlformats.org/drawingml/2006/picture">
                   <pic:nvPicPr>
-                    <pic:cNvPr id="1146317342" name="Picture 1146317342"/>
+                    <pic:cNvPr id="1245993037" name="Picture 1245993037"/>
                     <pic:cNvPicPr/>
                   </pic:nvPicPr>
                   <pic:blipFill>
@@ -2783,7 +2853,7 @@
                   <pic:spPr>
                     <a:xfrm>
                       <a:off x="0" y="0"/>
-                      <a:ext cx="6106576" cy="7969082"/>
+                      <a:ext cx="6858000" cy="6595110"/>
                     </a:xfrm>
                     <a:prstGeom prst="rect">
                       <a:avLst/>
@@ -2795,9 +2865,7 @@
           </wp:inline>
         </w:drawing>
       </w:r>
-    </w:p>
-    <w:p>
-      <w:pPr>
+      <w:r>
         <w:rPr>
           <w:b/>
           <w:bCs/>
@@ -2805,8 +2873,20 @@
           <w:szCs w:val="28"/>
           <w:u w:val="single"/>
         </w:rPr>
-      </w:pPr>
-      <w:r>
+        <w:br w:type="page"/>
+      </w:r>
+    </w:p>
+    <w:p>
+      <w:r>
+        <w:lastRenderedPageBreak/>
+        <w:t>ABOUT US</w:t>
+      </w:r>
+      <w:r>
+        <w:t xml:space="preserve"> PAGE</w:t>
+      </w:r>
+    </w:p>
+    <w:p>
+      <w:pPr>
         <w:rPr>
           <w:b/>
           <w:bCs/>
@@ -2814,11 +2894,8 @@
           <w:szCs w:val="28"/>
           <w:u w:val="single"/>
         </w:rPr>
-        <w:br w:type="page"/>
-      </w:r>
-    </w:p>
-    <w:p>
-      <w:pPr>
+      </w:pPr>
+      <w:r>
         <w:rPr>
           <w:b/>
           <w:bCs/>
@@ -2826,7 +2903,59 @@
           <w:szCs w:val="28"/>
           <w:u w:val="single"/>
         </w:rPr>
-      </w:pPr>
+        <w:t xml:space="preserve"> </w:t>
+      </w:r>
+      <w:r>
+        <w:rPr>
+          <w:b/>
+          <w:bCs/>
+          <w:noProof/>
+          <w:sz w:val="28"/>
+          <w:szCs w:val="28"/>
+          <w:u w:val="single"/>
+        </w:rPr>
+        <w:drawing>
+          <wp:inline distT="0" distB="0" distL="0" distR="0" wp14:anchorId="6BE627E6" wp14:editId="62DAF9CC">
+            <wp:extent cx="6858000" cy="6751955"/>
+            <wp:effectExtent l="0" t="0" r="0" b="0"/>
+            <wp:docPr id="1222784183" name="Picture 11"/>
+            <wp:cNvGraphicFramePr>
+              <a:graphicFrameLocks xmlns:a="http://schemas.openxmlformats.org/drawingml/2006/main" noChangeAspect="1"/>
+            </wp:cNvGraphicFramePr>
+            <a:graphic xmlns:a="http://schemas.openxmlformats.org/drawingml/2006/main">
+              <a:graphicData uri="http://schemas.openxmlformats.org/drawingml/2006/picture">
+                <pic:pic xmlns:pic="http://schemas.openxmlformats.org/drawingml/2006/picture">
+                  <pic:nvPicPr>
+                    <pic:cNvPr id="1222784183" name="Picture 1222784183"/>
+                    <pic:cNvPicPr/>
+                  </pic:nvPicPr>
+                  <pic:blipFill>
+                    <a:blip r:embed="rId13">
+                      <a:extLst>
+                        <a:ext uri="{28A0092B-C50C-407E-A947-70E740481C1C}">
+                          <a14:useLocalDpi xmlns:a14="http://schemas.microsoft.com/office/drawing/2010/main" val="0"/>
+                        </a:ext>
+                      </a:extLst>
+                    </a:blip>
+                    <a:stretch>
+                      <a:fillRect/>
+                    </a:stretch>
+                  </pic:blipFill>
+                  <pic:spPr>
+                    <a:xfrm>
+                      <a:off x="0" y="0"/>
+                      <a:ext cx="6858000" cy="6751955"/>
+                    </a:xfrm>
+                    <a:prstGeom prst="rect">
+                      <a:avLst/>
+                    </a:prstGeom>
+                  </pic:spPr>
+                </pic:pic>
+              </a:graphicData>
+            </a:graphic>
+          </wp:inline>
+        </w:drawing>
+      </w:r>
       <w:r>
         <w:rPr>
           <w:b/>
@@ -2835,6 +2964,534 @@
           <w:szCs w:val="28"/>
           <w:u w:val="single"/>
         </w:rPr>
+        <w:br w:type="page"/>
+      </w:r>
+    </w:p>
+    <w:p>
+      <w:r>
+        <w:lastRenderedPageBreak/>
+        <w:t>SERVICES</w:t>
+      </w:r>
+      <w:r>
+        <w:t xml:space="preserve"> PAGE</w:t>
+      </w:r>
+    </w:p>
+    <w:p>
+      <w:pPr>
+        <w:rPr>
+          <w:b/>
+          <w:bCs/>
+          <w:sz w:val="28"/>
+          <w:szCs w:val="28"/>
+          <w:u w:val="single"/>
+        </w:rPr>
+      </w:pPr>
+    </w:p>
+    <w:p>
+      <w:pPr>
+        <w:rPr>
+          <w:b/>
+          <w:bCs/>
+          <w:sz w:val="28"/>
+          <w:szCs w:val="28"/>
+          <w:u w:val="single"/>
+        </w:rPr>
+      </w:pPr>
+      <w:r>
+        <w:rPr>
+          <w:b/>
+          <w:bCs/>
+          <w:noProof/>
+          <w:sz w:val="28"/>
+          <w:szCs w:val="28"/>
+          <w:u w:val="single"/>
+        </w:rPr>
+        <w:drawing>
+          <wp:inline distT="0" distB="0" distL="0" distR="0" wp14:anchorId="08490222" wp14:editId="176A805B">
+            <wp:extent cx="6858000" cy="6751955"/>
+            <wp:effectExtent l="0" t="0" r="0" b="0"/>
+            <wp:docPr id="299276741" name="Picture 9"/>
+            <wp:cNvGraphicFramePr>
+              <a:graphicFrameLocks xmlns:a="http://schemas.openxmlformats.org/drawingml/2006/main" noChangeAspect="1"/>
+            </wp:cNvGraphicFramePr>
+            <a:graphic xmlns:a="http://schemas.openxmlformats.org/drawingml/2006/main">
+              <a:graphicData uri="http://schemas.openxmlformats.org/drawingml/2006/picture">
+                <pic:pic xmlns:pic="http://schemas.openxmlformats.org/drawingml/2006/picture">
+                  <pic:nvPicPr>
+                    <pic:cNvPr id="299276741" name="Picture 299276741"/>
+                    <pic:cNvPicPr/>
+                  </pic:nvPicPr>
+                  <pic:blipFill>
+                    <a:blip r:embed="rId14">
+                      <a:extLst>
+                        <a:ext uri="{28A0092B-C50C-407E-A947-70E740481C1C}">
+                          <a14:useLocalDpi xmlns:a14="http://schemas.microsoft.com/office/drawing/2010/main" val="0"/>
+                        </a:ext>
+                      </a:extLst>
+                    </a:blip>
+                    <a:stretch>
+                      <a:fillRect/>
+                    </a:stretch>
+                  </pic:blipFill>
+                  <pic:spPr>
+                    <a:xfrm>
+                      <a:off x="0" y="0"/>
+                      <a:ext cx="6858000" cy="6751955"/>
+                    </a:xfrm>
+                    <a:prstGeom prst="rect">
+                      <a:avLst/>
+                    </a:prstGeom>
+                  </pic:spPr>
+                </pic:pic>
+              </a:graphicData>
+            </a:graphic>
+          </wp:inline>
+        </w:drawing>
+      </w:r>
+      <w:r>
+        <w:rPr>
+          <w:b/>
+          <w:bCs/>
+          <w:sz w:val="28"/>
+          <w:szCs w:val="28"/>
+          <w:u w:val="single"/>
+        </w:rPr>
+        <w:br w:type="page"/>
+      </w:r>
+    </w:p>
+    <w:p>
+      <w:r>
+        <w:lastRenderedPageBreak/>
+        <w:t>SHOP PAGE</w:t>
+      </w:r>
+    </w:p>
+    <w:p/>
+    <w:p>
+      <w:pPr>
+        <w:rPr>
+          <w:b/>
+          <w:bCs/>
+          <w:sz w:val="28"/>
+          <w:szCs w:val="28"/>
+          <w:u w:val="single"/>
+        </w:rPr>
+      </w:pPr>
+      <w:r>
+        <w:rPr>
+          <w:b/>
+          <w:bCs/>
+          <w:noProof/>
+          <w:sz w:val="28"/>
+          <w:szCs w:val="28"/>
+          <w:u w:val="single"/>
+        </w:rPr>
+        <w:drawing>
+          <wp:inline distT="0" distB="0" distL="0" distR="0" wp14:anchorId="72B46F98" wp14:editId="63055435">
+            <wp:extent cx="6858000" cy="6751955"/>
+            <wp:effectExtent l="0" t="0" r="0" b="0"/>
+            <wp:docPr id="1384031500" name="Picture 16"/>
+            <wp:cNvGraphicFramePr>
+              <a:graphicFrameLocks xmlns:a="http://schemas.openxmlformats.org/drawingml/2006/main" noChangeAspect="1"/>
+            </wp:cNvGraphicFramePr>
+            <a:graphic xmlns:a="http://schemas.openxmlformats.org/drawingml/2006/main">
+              <a:graphicData uri="http://schemas.openxmlformats.org/drawingml/2006/picture">
+                <pic:pic xmlns:pic="http://schemas.openxmlformats.org/drawingml/2006/picture">
+                  <pic:nvPicPr>
+                    <pic:cNvPr id="1384031500" name="Picture 1384031500"/>
+                    <pic:cNvPicPr/>
+                  </pic:nvPicPr>
+                  <pic:blipFill>
+                    <a:blip r:embed="rId15">
+                      <a:extLst>
+                        <a:ext uri="{28A0092B-C50C-407E-A947-70E740481C1C}">
+                          <a14:useLocalDpi xmlns:a14="http://schemas.microsoft.com/office/drawing/2010/main" val="0"/>
+                        </a:ext>
+                      </a:extLst>
+                    </a:blip>
+                    <a:stretch>
+                      <a:fillRect/>
+                    </a:stretch>
+                  </pic:blipFill>
+                  <pic:spPr>
+                    <a:xfrm>
+                      <a:off x="0" y="0"/>
+                      <a:ext cx="6858000" cy="6751955"/>
+                    </a:xfrm>
+                    <a:prstGeom prst="rect">
+                      <a:avLst/>
+                    </a:prstGeom>
+                  </pic:spPr>
+                </pic:pic>
+              </a:graphicData>
+            </a:graphic>
+          </wp:inline>
+        </w:drawing>
+      </w:r>
+      <w:r>
+        <w:rPr>
+          <w:b/>
+          <w:bCs/>
+          <w:sz w:val="28"/>
+          <w:szCs w:val="28"/>
+          <w:u w:val="single"/>
+        </w:rPr>
+        <w:br w:type="page"/>
+      </w:r>
+    </w:p>
+    <w:p>
+      <w:pPr>
+        <w:tabs>
+          <w:tab w:val="left" w:pos="900"/>
+        </w:tabs>
+      </w:pPr>
+      <w:r>
+        <w:lastRenderedPageBreak/>
+        <w:t>PRODUCT DETAILS PAGE</w:t>
+      </w:r>
+    </w:p>
+    <w:p/>
+    <w:p>
+      <w:r>
+        <w:rPr>
+          <w:noProof/>
+        </w:rPr>
+        <w:drawing>
+          <wp:inline distT="0" distB="0" distL="0" distR="0" wp14:anchorId="4BEF2A58" wp14:editId="69D4C83D">
+            <wp:extent cx="6858000" cy="6672580"/>
+            <wp:effectExtent l="0" t="0" r="0" b="0"/>
+            <wp:docPr id="715397898" name="Picture 13"/>
+            <wp:cNvGraphicFramePr>
+              <a:graphicFrameLocks xmlns:a="http://schemas.openxmlformats.org/drawingml/2006/main" noChangeAspect="1"/>
+            </wp:cNvGraphicFramePr>
+            <a:graphic xmlns:a="http://schemas.openxmlformats.org/drawingml/2006/main">
+              <a:graphicData uri="http://schemas.openxmlformats.org/drawingml/2006/picture">
+                <pic:pic xmlns:pic="http://schemas.openxmlformats.org/drawingml/2006/picture">
+                  <pic:nvPicPr>
+                    <pic:cNvPr id="715397898" name="Picture 715397898"/>
+                    <pic:cNvPicPr/>
+                  </pic:nvPicPr>
+                  <pic:blipFill>
+                    <a:blip r:embed="rId16">
+                      <a:extLst>
+                        <a:ext uri="{28A0092B-C50C-407E-A947-70E740481C1C}">
+                          <a14:useLocalDpi xmlns:a14="http://schemas.microsoft.com/office/drawing/2010/main" val="0"/>
+                        </a:ext>
+                      </a:extLst>
+                    </a:blip>
+                    <a:stretch>
+                      <a:fillRect/>
+                    </a:stretch>
+                  </pic:blipFill>
+                  <pic:spPr>
+                    <a:xfrm>
+                      <a:off x="0" y="0"/>
+                      <a:ext cx="6858000" cy="6672580"/>
+                    </a:xfrm>
+                    <a:prstGeom prst="rect">
+                      <a:avLst/>
+                    </a:prstGeom>
+                  </pic:spPr>
+                </pic:pic>
+              </a:graphicData>
+            </a:graphic>
+          </wp:inline>
+        </w:drawing>
+      </w:r>
+      <w:r>
+        <w:br w:type="page"/>
+      </w:r>
+    </w:p>
+    <w:p>
+      <w:pPr>
+        <w:tabs>
+          <w:tab w:val="left" w:pos="900"/>
+        </w:tabs>
+      </w:pPr>
+      <w:r>
+        <w:lastRenderedPageBreak/>
+        <w:t xml:space="preserve"> CART PAGE</w:t>
+      </w:r>
+    </w:p>
+    <w:p>
+      <w:pPr>
+        <w:tabs>
+          <w:tab w:val="left" w:pos="900"/>
+        </w:tabs>
+        <w:rPr>
+          <w:b/>
+          <w:bCs/>
+          <w:sz w:val="28"/>
+          <w:szCs w:val="28"/>
+          <w:u w:val="single"/>
+        </w:rPr>
+      </w:pPr>
+    </w:p>
+    <w:p>
+      <w:pPr>
+        <w:tabs>
+          <w:tab w:val="left" w:pos="900"/>
+        </w:tabs>
+        <w:rPr>
+          <w:b/>
+          <w:bCs/>
+          <w:sz w:val="28"/>
+          <w:szCs w:val="28"/>
+          <w:u w:val="single"/>
+        </w:rPr>
+      </w:pPr>
+      <w:r>
+        <w:rPr>
+          <w:b/>
+          <w:bCs/>
+          <w:noProof/>
+          <w:sz w:val="28"/>
+          <w:szCs w:val="28"/>
+          <w:u w:val="single"/>
+        </w:rPr>
+        <w:drawing>
+          <wp:inline distT="0" distB="0" distL="0" distR="0" wp14:anchorId="1F325943" wp14:editId="72F333BD">
+            <wp:extent cx="6858000" cy="6751955"/>
+            <wp:effectExtent l="0" t="0" r="0" b="0"/>
+            <wp:docPr id="2032182279" name="Picture 18"/>
+            <wp:cNvGraphicFramePr>
+              <a:graphicFrameLocks xmlns:a="http://schemas.openxmlformats.org/drawingml/2006/main" noChangeAspect="1"/>
+            </wp:cNvGraphicFramePr>
+            <a:graphic xmlns:a="http://schemas.openxmlformats.org/drawingml/2006/main">
+              <a:graphicData uri="http://schemas.openxmlformats.org/drawingml/2006/picture">
+                <pic:pic xmlns:pic="http://schemas.openxmlformats.org/drawingml/2006/picture">
+                  <pic:nvPicPr>
+                    <pic:cNvPr id="2032182279" name="Picture 2032182279"/>
+                    <pic:cNvPicPr/>
+                  </pic:nvPicPr>
+                  <pic:blipFill>
+                    <a:blip r:embed="rId17">
+                      <a:extLst>
+                        <a:ext uri="{28A0092B-C50C-407E-A947-70E740481C1C}">
+                          <a14:useLocalDpi xmlns:a14="http://schemas.microsoft.com/office/drawing/2010/main" val="0"/>
+                        </a:ext>
+                      </a:extLst>
+                    </a:blip>
+                    <a:stretch>
+                      <a:fillRect/>
+                    </a:stretch>
+                  </pic:blipFill>
+                  <pic:spPr>
+                    <a:xfrm>
+                      <a:off x="0" y="0"/>
+                      <a:ext cx="6858000" cy="6751955"/>
+                    </a:xfrm>
+                    <a:prstGeom prst="rect">
+                      <a:avLst/>
+                    </a:prstGeom>
+                  </pic:spPr>
+                </pic:pic>
+              </a:graphicData>
+            </a:graphic>
+          </wp:inline>
+        </w:drawing>
+      </w:r>
+    </w:p>
+    <w:p>
+      <w:pPr>
+        <w:rPr>
+          <w:b/>
+          <w:bCs/>
+          <w:sz w:val="28"/>
+          <w:szCs w:val="28"/>
+          <w:u w:val="single"/>
+        </w:rPr>
+      </w:pPr>
+      <w:r>
+        <w:rPr>
+          <w:b/>
+          <w:bCs/>
+          <w:sz w:val="28"/>
+          <w:szCs w:val="28"/>
+          <w:u w:val="single"/>
+        </w:rPr>
+        <w:br w:type="page"/>
+      </w:r>
+    </w:p>
+    <w:p>
+      <w:r>
+        <w:lastRenderedPageBreak/>
+        <w:t>CHECKOUT PAGE</w:t>
+      </w:r>
+    </w:p>
+    <w:p/>
+    <w:p>
+      <w:r>
+        <w:rPr>
+          <w:noProof/>
+        </w:rPr>
+        <w:drawing>
+          <wp:inline distT="0" distB="0" distL="0" distR="0" wp14:anchorId="2CA73139" wp14:editId="60FE33F0">
+            <wp:extent cx="6858000" cy="6751955"/>
+            <wp:effectExtent l="0" t="0" r="0" b="0"/>
+            <wp:docPr id="1721384824" name="Picture 12"/>
+            <wp:cNvGraphicFramePr>
+              <a:graphicFrameLocks xmlns:a="http://schemas.openxmlformats.org/drawingml/2006/main" noChangeAspect="1"/>
+            </wp:cNvGraphicFramePr>
+            <a:graphic xmlns:a="http://schemas.openxmlformats.org/drawingml/2006/main">
+              <a:graphicData uri="http://schemas.openxmlformats.org/drawingml/2006/picture">
+                <pic:pic xmlns:pic="http://schemas.openxmlformats.org/drawingml/2006/picture">
+                  <pic:nvPicPr>
+                    <pic:cNvPr id="1721384824" name="Picture 1721384824"/>
+                    <pic:cNvPicPr/>
+                  </pic:nvPicPr>
+                  <pic:blipFill>
+                    <a:blip r:embed="rId18">
+                      <a:extLst>
+                        <a:ext uri="{28A0092B-C50C-407E-A947-70E740481C1C}">
+                          <a14:useLocalDpi xmlns:a14="http://schemas.microsoft.com/office/drawing/2010/main" val="0"/>
+                        </a:ext>
+                      </a:extLst>
+                    </a:blip>
+                    <a:stretch>
+                      <a:fillRect/>
+                    </a:stretch>
+                  </pic:blipFill>
+                  <pic:spPr>
+                    <a:xfrm>
+                      <a:off x="0" y="0"/>
+                      <a:ext cx="6858000" cy="6751955"/>
+                    </a:xfrm>
+                    <a:prstGeom prst="rect">
+                      <a:avLst/>
+                    </a:prstGeom>
+                  </pic:spPr>
+                </pic:pic>
+              </a:graphicData>
+            </a:graphic>
+          </wp:inline>
+        </w:drawing>
+      </w:r>
+    </w:p>
+    <w:p>
+      <w:pPr>
+        <w:rPr>
+          <w:b/>
+          <w:bCs/>
+          <w:sz w:val="28"/>
+          <w:szCs w:val="28"/>
+          <w:u w:val="single"/>
+        </w:rPr>
+      </w:pPr>
+    </w:p>
+    <w:p/>
+    <w:p/>
+    <w:p/>
+    <w:p/>
+    <w:p/>
+    <w:p/>
+    <w:p/>
+    <w:p/>
+    <w:p/>
+    <w:p/>
+    <w:p/>
+    <w:p>
+      <w:r>
+        <w:lastRenderedPageBreak/>
+        <w:t xml:space="preserve">CONTACT US PAGE </w:t>
+      </w:r>
+    </w:p>
+    <w:p>
+      <w:pPr>
+        <w:rPr>
+          <w:b/>
+          <w:bCs/>
+          <w:sz w:val="24"/>
+          <w:szCs w:val="24"/>
+        </w:rPr>
+      </w:pPr>
+    </w:p>
+    <w:p>
+      <w:pPr>
+        <w:rPr>
+          <w:b/>
+          <w:bCs/>
+          <w:sz w:val="24"/>
+          <w:szCs w:val="24"/>
+        </w:rPr>
+      </w:pPr>
+      <w:r>
+        <w:rPr>
+          <w:b/>
+          <w:bCs/>
+          <w:noProof/>
+          <w:sz w:val="24"/>
+          <w:szCs w:val="24"/>
+        </w:rPr>
+        <w:drawing>
+          <wp:inline distT="0" distB="0" distL="0" distR="0" wp14:anchorId="3F3990D9" wp14:editId="5F510C36">
+            <wp:extent cx="6858000" cy="6751955"/>
+            <wp:effectExtent l="0" t="0" r="0" b="0"/>
+            <wp:docPr id="178216876" name="Picture 10"/>
+            <wp:cNvGraphicFramePr>
+              <a:graphicFrameLocks xmlns:a="http://schemas.openxmlformats.org/drawingml/2006/main" noChangeAspect="1"/>
+            </wp:cNvGraphicFramePr>
+            <a:graphic xmlns:a="http://schemas.openxmlformats.org/drawingml/2006/main">
+              <a:graphicData uri="http://schemas.openxmlformats.org/drawingml/2006/picture">
+                <pic:pic xmlns:pic="http://schemas.openxmlformats.org/drawingml/2006/picture">
+                  <pic:nvPicPr>
+                    <pic:cNvPr id="178216876" name="Picture 178216876"/>
+                    <pic:cNvPicPr/>
+                  </pic:nvPicPr>
+                  <pic:blipFill>
+                    <a:blip r:embed="rId19">
+                      <a:extLst>
+                        <a:ext uri="{28A0092B-C50C-407E-A947-70E740481C1C}">
+                          <a14:useLocalDpi xmlns:a14="http://schemas.microsoft.com/office/drawing/2010/main" val="0"/>
+                        </a:ext>
+                      </a:extLst>
+                    </a:blip>
+                    <a:stretch>
+                      <a:fillRect/>
+                    </a:stretch>
+                  </pic:blipFill>
+                  <pic:spPr>
+                    <a:xfrm>
+                      <a:off x="0" y="0"/>
+                      <a:ext cx="6858000" cy="6751955"/>
+                    </a:xfrm>
+                    <a:prstGeom prst="rect">
+                      <a:avLst/>
+                    </a:prstGeom>
+                  </pic:spPr>
+                </pic:pic>
+              </a:graphicData>
+            </a:graphic>
+          </wp:inline>
+        </w:drawing>
+      </w:r>
+      <w:r>
+        <w:rPr>
+          <w:b/>
+          <w:bCs/>
+          <w:sz w:val="24"/>
+          <w:szCs w:val="24"/>
+        </w:rPr>
+        <w:br w:type="page"/>
+      </w:r>
+    </w:p>
+    <w:p>
+      <w:pPr>
+        <w:rPr>
+          <w:b/>
+          <w:bCs/>
+          <w:sz w:val="28"/>
+          <w:szCs w:val="28"/>
+          <w:u w:val="single"/>
+        </w:rPr>
+      </w:pPr>
+      <w:r>
+        <w:rPr>
+          <w:b/>
+          <w:bCs/>
+          <w:sz w:val="28"/>
+          <w:szCs w:val="28"/>
+          <w:u w:val="single"/>
+        </w:rPr>
         <w:lastRenderedPageBreak/>
         <w:t>TECHNICAL BRIEF</w:t>
       </w:r>
@@ -2860,126 +3517,667 @@
         <w:t xml:space="preserve">technologies </w:t>
       </w:r>
       <w:r>
-        <w:t xml:space="preserve">to ensure that it is user-friendly and </w:t>
+        <w:t>to ensure that it is user</w:t>
+      </w:r>
+      <w:r>
+        <w:t xml:space="preserve"> </w:t>
+      </w:r>
+      <w:r>
+        <w:t xml:space="preserve">friendly and </w:t>
       </w:r>
       <w:r>
         <w:t xml:space="preserve">is accessible by all </w:t>
       </w:r>
-      <w:ins w:id="0" w:author="Microsoft Word" w:date="2026-03-20T21:27:00Z" w16du:dateUtc="2026-03-20T19:27:00Z">
+      <w:r>
+        <w:t xml:space="preserve">web browsers and </w:t>
+      </w:r>
+      <w:r>
+        <w:t>all devices.</w:t>
+      </w:r>
+    </w:p>
+    <w:p/>
+    <w:p>
+      <w:r>
+        <w:t xml:space="preserve">HTML5- </w:t>
+      </w:r>
+      <w:r>
+        <w:t xml:space="preserve">Which will be used to create the structure of the </w:t>
+      </w:r>
+      <w:r>
+        <w:t xml:space="preserve">website </w:t>
+      </w:r>
+      <w:r>
+        <w:t>making it easy fo</w:t>
+      </w:r>
+      <w:r>
+        <w:t>r users to navigate through it easily.</w:t>
+      </w:r>
+    </w:p>
+    <w:p>
+      <w:r>
+        <w:t xml:space="preserve">CSS3- </w:t>
+      </w:r>
+      <w:r>
+        <w:t xml:space="preserve">This will be used </w:t>
+      </w:r>
+      <w:r>
+        <w:t xml:space="preserve">to control the layout, colours and </w:t>
+      </w:r>
+      <w:r>
+        <w:t>styling,</w:t>
+      </w:r>
+      <w:r>
+        <w:t xml:space="preserve"> therefore</w:t>
+      </w:r>
+      <w:r>
+        <w:t xml:space="preserve"> making the website </w:t>
+      </w:r>
+      <w:r>
+        <w:t>appealing to the eyes of the user</w:t>
+      </w:r>
+      <w:r>
+        <w:t>.</w:t>
+      </w:r>
+    </w:p>
+    <w:p>
+      <w:r>
+        <w:t>B</w:t>
+      </w:r>
+      <w:r>
+        <w:t>ootstrap</w:t>
+      </w:r>
+      <w:r>
+        <w:t xml:space="preserve">- It will be used to </w:t>
+      </w:r>
+      <w:r>
+        <w:t xml:space="preserve">help with responsive design so that users can interact with the website </w:t>
+      </w:r>
+      <w:r>
+        <w:t xml:space="preserve">resulting in both parties receiving feedback regarding the </w:t>
+      </w:r>
+      <w:r>
+        <w:t>intermediate goal (products)</w:t>
+      </w:r>
+      <w:r>
+        <w:t>.</w:t>
+      </w:r>
+    </w:p>
+    <w:p>
+      <w:r>
+        <w:t xml:space="preserve"> </w:t>
+      </w:r>
+      <w:r>
+        <w:t xml:space="preserve">Javascript- </w:t>
+      </w:r>
+      <w:r>
+        <w:t xml:space="preserve">Will be used for </w:t>
+      </w:r>
+      <w:r>
+        <w:t>navigation interactions and dynamic content</w:t>
+      </w:r>
+      <w:r>
+        <w:t>.</w:t>
+      </w:r>
+    </w:p>
+    <w:p>
+      <w:r>
+        <w:t>Web browsers (Safari, Google Chrome</w:t>
+      </w:r>
+      <w:r>
+        <w:t>, Microsoft Edge)- Will be used to check accessibility of the website.</w:t>
+      </w:r>
+    </w:p>
+    <w:p>
+      <w:r>
+        <w:t>Visual Studio Code- Will be used to</w:t>
+      </w:r>
+      <w:r>
+        <w:t xml:space="preserve"> write the code behind the website</w:t>
+      </w:r>
+      <w:r>
+        <w:t xml:space="preserve">, detect any errors and suggest </w:t>
+      </w:r>
+      <w:r>
+        <w:t>how to correct them.</w:t>
+      </w:r>
+    </w:p>
+    <w:p>
+      <w:r>
+        <w:t>Draw io</w:t>
+      </w:r>
+      <w:r>
+        <w:t>- Will be used to design the graphics of the website.</w:t>
+      </w:r>
+    </w:p>
+    <w:p/>
+    <w:p>
+      <w:pPr>
+        <w:rPr>
+          <w:b/>
+          <w:bCs/>
+          <w:sz w:val="28"/>
+          <w:szCs w:val="28"/>
+          <w:u w:val="single"/>
+        </w:rPr>
+      </w:pPr>
+      <w:r>
+        <w:rPr>
+          <w:b/>
+          <w:bCs/>
+          <w:sz w:val="28"/>
+          <w:szCs w:val="28"/>
+          <w:u w:val="single"/>
+        </w:rPr>
+        <w:t>QUALITY ASSURANCE</w:t>
+      </w:r>
+    </w:p>
+    <w:p>
+      <w:pPr>
+        <w:rPr>
+          <w:b/>
+          <w:bCs/>
+          <w:sz w:val="28"/>
+          <w:szCs w:val="28"/>
+          <w:u w:val="single"/>
+        </w:rPr>
+      </w:pPr>
+    </w:p>
+    <w:p>
+      <w:pPr>
+        <w:rPr>
+          <w:b/>
+          <w:bCs/>
+          <w:sz w:val="28"/>
+          <w:szCs w:val="28"/>
+          <w:u w:val="single"/>
+        </w:rPr>
+      </w:pPr>
+    </w:p>
+    <w:p>
+      <w:pPr>
+        <w:rPr>
+          <w:b/>
+          <w:bCs/>
+          <w:sz w:val="28"/>
+          <w:szCs w:val="28"/>
+          <w:u w:val="single"/>
+        </w:rPr>
+      </w:pPr>
+      <w:r>
+        <w:rPr>
+          <w:b/>
+          <w:bCs/>
+          <w:sz w:val="28"/>
+          <w:szCs w:val="28"/>
+          <w:u w:val="single"/>
+        </w:rPr>
+        <w:t xml:space="preserve">PUBLISHING </w:t>
+      </w:r>
+      <w:r>
+        <w:rPr>
+          <w:b/>
+          <w:bCs/>
+          <w:sz w:val="28"/>
+          <w:szCs w:val="28"/>
+          <w:u w:val="single"/>
+        </w:rPr>
+        <w:t>&amp;</w:t>
+      </w:r>
+      <w:r>
+        <w:rPr>
+          <w:b/>
+          <w:bCs/>
+          <w:sz w:val="28"/>
+          <w:szCs w:val="28"/>
+          <w:u w:val="single"/>
+        </w:rPr>
+        <w:t xml:space="preserve"> PROMOTION</w:t>
+      </w:r>
+    </w:p>
+    <w:p>
+      <w:pPr>
+        <w:rPr>
+          <w:b/>
+          <w:bCs/>
+          <w:sz w:val="28"/>
+          <w:szCs w:val="28"/>
+          <w:u w:val="single"/>
+        </w:rPr>
+      </w:pPr>
+    </w:p>
+    <w:p>
+      <w:r>
+        <w:t xml:space="preserve">The Oculens Eyewear website was hosted using </w:t>
+      </w:r>
+      <w:r>
+        <w:rPr>
+          <w:b/>
+          <w:bCs/>
+          <w:u w:val="single"/>
+        </w:rPr>
+        <w:t>GitHub Pages</w:t>
+      </w:r>
+      <w:r>
+        <w:t>, which allows free hosting of static websites.</w:t>
+      </w:r>
+    </w:p>
+    <w:p>
+      <w:pPr>
+        <w:rPr>
+          <w:u w:val="single"/>
+        </w:rPr>
+      </w:pPr>
+    </w:p>
+    <w:p>
+      <w:r>
+        <w:t>HOSTING METHOD &amp; TOOLS USE</w:t>
+      </w:r>
+      <w:r>
+        <w:t>D</w:t>
+      </w:r>
+    </w:p>
+    <w:p/>
+    <w:p>
+      <w:r>
+        <w:t>The following tools and methods were used to publish the website:</w:t>
+      </w:r>
+    </w:p>
+    <w:p>
+      <w:pPr>
+        <w:numPr>
+          <w:ilvl w:val="0"/>
+          <w:numId w:val="11"/>
+        </w:numPr>
+      </w:pPr>
+      <w:r>
+        <w:rPr>
+          <w:b/>
+          <w:bCs/>
+        </w:rPr>
+        <w:t>Git</w:t>
+      </w:r>
+      <w:r>
+        <w:t xml:space="preserve"> – used to manage and track website files </w:t>
+      </w:r>
+    </w:p>
+    <w:p>
+      <w:pPr>
+        <w:numPr>
+          <w:ilvl w:val="0"/>
+          <w:numId w:val="11"/>
+        </w:numPr>
+      </w:pPr>
+      <w:r>
+        <w:rPr>
+          <w:b/>
+          <w:bCs/>
+        </w:rPr>
+        <w:t>GitHub Desktop</w:t>
+      </w:r>
+      <w:r>
+        <w:t xml:space="preserve"> – used to upload files easily </w:t>
+      </w:r>
+    </w:p>
+    <w:p>
+      <w:pPr>
+        <w:numPr>
+          <w:ilvl w:val="0"/>
+          <w:numId w:val="11"/>
+        </w:numPr>
+      </w:pPr>
+      <w:r>
+        <w:rPr>
+          <w:b/>
+          <w:bCs/>
+        </w:rPr>
+        <w:t>GitHub Pages</w:t>
+      </w:r>
+      <w:r>
+        <w:t xml:space="preserve"> – used to host the live website </w:t>
+      </w:r>
+    </w:p>
+    <w:p/>
+    <w:p>
+      <w:r>
+        <w:t>GITHUB COMMANDS USED</w:t>
+      </w:r>
+    </w:p>
+    <w:p/>
+    <w:p>
+      <w:r>
+        <w:t>The website files were uploaded using the following Git commands:</w:t>
+      </w:r>
+    </w:p>
+    <w:p>
+      <w:r>
+        <w:t>git init</w:t>
+      </w:r>
+      <w:r>
+        <w:br/>
+        <w:t xml:space="preserve">git add </w:t>
+      </w:r>
+      <w:r>
+        <w:br/>
+        <w:t>git commit -m "Initial commit for Oculens Eyewear website"</w:t>
+      </w:r>
+      <w:r>
+        <w:br/>
+        <w:t>git branch -M main</w:t>
+      </w:r>
+      <w:r>
+        <w:br/>
+        <w:t>git remote add origin https://github.com/</w:t>
+      </w:r>
+      <w:r>
+        <w:t>cse25-262</w:t>
+      </w:r>
+      <w:r>
+        <w:t>/</w:t>
+      </w:r>
+      <w:r>
+        <w:t>Boitshwaro</w:t>
+      </w:r>
+      <w:r>
+        <w:t>-</w:t>
+      </w:r>
+      <w:r>
+        <w:t>Mo</w:t>
+      </w:r>
+      <w:r>
+        <w:t>tlhose</w:t>
+      </w:r>
+      <w:r>
+        <w:t>.git</w:t>
+      </w:r>
+      <w:r>
+        <w:br/>
+        <w:t>git push -u origin main</w:t>
+      </w:r>
+    </w:p>
+    <w:p>
+      <w:r>
+        <w:t xml:space="preserve">After uploading, GitHub Pages </w:t>
+      </w:r>
+      <w:r>
+        <w:t>were</w:t>
+      </w:r>
+      <w:r>
+        <w:t xml:space="preserve"> enabled by:</w:t>
+      </w:r>
+    </w:p>
+    <w:p>
+      <w:pPr>
+        <w:numPr>
+          <w:ilvl w:val="0"/>
+          <w:numId w:val="12"/>
+        </w:numPr>
+      </w:pPr>
+      <w:r>
+        <w:t xml:space="preserve">Going to </w:t>
+      </w:r>
+      <w:r>
+        <w:rPr>
+          <w:b/>
+          <w:bCs/>
+        </w:rPr>
+        <w:t>Settings</w:t>
+      </w:r>
+      <w:r>
+        <w:t xml:space="preserve"> </w:t>
+      </w:r>
+    </w:p>
+    <w:p>
+      <w:pPr>
+        <w:numPr>
+          <w:ilvl w:val="0"/>
+          <w:numId w:val="12"/>
+        </w:numPr>
+      </w:pPr>
+      <w:r>
+        <w:t xml:space="preserve">Selecting </w:t>
+      </w:r>
+      <w:r>
+        <w:rPr>
+          <w:b/>
+          <w:bCs/>
+        </w:rPr>
+        <w:t>Pages</w:t>
+      </w:r>
+      <w:r>
+        <w:t xml:space="preserve"> </w:t>
+      </w:r>
+    </w:p>
+    <w:p>
+      <w:pPr>
+        <w:numPr>
+          <w:ilvl w:val="0"/>
+          <w:numId w:val="12"/>
+        </w:numPr>
+      </w:pPr>
+      <w:r>
+        <w:t xml:space="preserve">Choosing the </w:t>
+      </w:r>
+      <w:r>
+        <w:rPr>
+          <w:b/>
+          <w:bCs/>
+        </w:rPr>
+        <w:t>main branch</w:t>
+      </w:r>
+      <w:r>
+        <w:t xml:space="preserve"> </w:t>
+      </w:r>
+    </w:p>
+    <w:p>
+      <w:pPr>
+        <w:numPr>
+          <w:ilvl w:val="0"/>
+          <w:numId w:val="12"/>
+        </w:numPr>
+      </w:pPr>
+      <w:r>
+        <w:t>Saving to publish the site</w:t>
+      </w:r>
+    </w:p>
+    <w:p>
+      <w:r>
+        <w:t xml:space="preserve"> </w:t>
+      </w:r>
+    </w:p>
+    <w:p>
+      <w:r>
+        <w:t>WEBSITE LINK</w:t>
+      </w:r>
+    </w:p>
+    <w:p/>
+    <w:p>
+      <w:r>
+        <w:t>The live website can be accessed at:</w:t>
+      </w:r>
+      <w:r>
+        <w:br/>
+        <w:t xml:space="preserve"> </w:t>
+      </w:r>
+      <w:hyperlink r:id="rId20" w:history="1">
         <w:r>
-          <w:t xml:space="preserve">web browsers and </w:t>
+          <w:rPr>
+            <w:rStyle w:val="Hyperlink"/>
+          </w:rPr>
+          <w:t>https://</w:t>
         </w:r>
-      </w:ins>
-      <w:r>
-        <w:t>all devices.</w:t>
-      </w:r>
+        <w:r>
+          <w:rPr>
+            <w:rStyle w:val="Hyperlink"/>
+          </w:rPr>
+          <w:t>cse25-262</w:t>
+        </w:r>
+        <w:r>
+          <w:rPr>
+            <w:rStyle w:val="Hyperlink"/>
+          </w:rPr>
+          <w:t>.github.io/</w:t>
+        </w:r>
+        <w:r>
+          <w:rPr>
+            <w:rStyle w:val="Hyperlink"/>
+          </w:rPr>
+          <w:t>Boitshwaro-Motlhose</w:t>
+        </w:r>
+        <w:r>
+          <w:rPr>
+            <w:rStyle w:val="Hyperlink"/>
+          </w:rPr>
+          <w:t>/</w:t>
+        </w:r>
+      </w:hyperlink>
     </w:p>
     <w:p/>
     <w:p>
       <w:r>
-        <w:t xml:space="preserve">HTML5- </w:t>
-      </w:r>
-      <w:r>
-        <w:t xml:space="preserve">Which will be used to create the structure of the </w:t>
-      </w:r>
-      <w:r>
-        <w:t xml:space="preserve">website </w:t>
-      </w:r>
-      <w:r>
-        <w:t>making it easy fo</w:t>
-      </w:r>
-      <w:r>
-        <w:t>r users to navigate through it easily.</w:t>
-      </w:r>
-    </w:p>
-    <w:p>
-      <w:r>
-        <w:t xml:space="preserve">CSS3- </w:t>
-      </w:r>
-      <w:r>
-        <w:t xml:space="preserve">This will be used </w:t>
-      </w:r>
-      <w:r>
-        <w:t xml:space="preserve">to control the layout, colours and </w:t>
-      </w:r>
-      <w:r>
-        <w:t>styling,</w:t>
-      </w:r>
-      <w:r>
-        <w:t xml:space="preserve"> therefore</w:t>
-      </w:r>
-      <w:r>
-        <w:t xml:space="preserve"> making the website </w:t>
-      </w:r>
-      <w:r>
-        <w:t>appealing to the eyes of the user</w:t>
-      </w:r>
-      <w:r>
-        <w:t>.</w:t>
-      </w:r>
-    </w:p>
-    <w:p>
-      <w:r>
-        <w:t>B</w:t>
-      </w:r>
-      <w:r>
-        <w:t>ootstrap</w:t>
-      </w:r>
-      <w:r>
-        <w:t xml:space="preserve">- It will be used to </w:t>
-      </w:r>
-      <w:r>
-        <w:t xml:space="preserve">help with responsive design so that users can interact with the website </w:t>
-      </w:r>
-      <w:r>
-        <w:t xml:space="preserve">resulting in both parties receiving feedback regarding the </w:t>
-      </w:r>
-      <w:r>
-        <w:t>intermediate goal (products)</w:t>
-      </w:r>
-      <w:r>
-        <w:t>.</w:t>
-      </w:r>
-    </w:p>
-    <w:p>
+        <w:t>The website is promoted through:</w:t>
+      </w:r>
+    </w:p>
+    <w:p>
+      <w:pPr>
+        <w:numPr>
+          <w:ilvl w:val="0"/>
+          <w:numId w:val="13"/>
+        </w:numPr>
+      </w:pPr>
+      <w:r>
+        <w:t xml:space="preserve">Social media platforms such as </w:t>
+      </w:r>
+      <w:r>
+        <w:t>WhatsApp</w:t>
+      </w:r>
+      <w:r>
+        <w:t>,</w:t>
+      </w:r>
       <w:r>
         <w:t xml:space="preserve"> </w:t>
       </w:r>
       <w:r>
-        <w:t xml:space="preserve">Javascript- </w:t>
-      </w:r>
-      <w:r>
-        <w:t xml:space="preserve">Will be used for </w:t>
-      </w:r>
-      <w:r>
-        <w:t>navigation interactions and dynamic content</w:t>
-      </w:r>
-      <w:r>
-        <w:t>.</w:t>
-      </w:r>
-    </w:p>
-    <w:p>
-      <w:r>
-        <w:t>Web browsers (Safari, Google Chrome</w:t>
-      </w:r>
-      <w:r>
-        <w:t>, Microsoft Edge)- Will be used to check accessibility of the website.</w:t>
-      </w:r>
-    </w:p>
-    <w:p>
-      <w:r>
-        <w:t>Visual Studio Code- Will be used to</w:t>
-      </w:r>
-      <w:r>
-        <w:t xml:space="preserve"> write the code behind the website</w:t>
-      </w:r>
-      <w:r>
-        <w:t xml:space="preserve">, detect any errors and suggest </w:t>
-      </w:r>
-      <w:r>
-        <w:t>how to correct them.</w:t>
-      </w:r>
-    </w:p>
+        <w:t>Instagram</w:t>
+      </w:r>
+      <w:r>
+        <w:t>,</w:t>
+      </w:r>
+      <w:r>
+        <w:t xml:space="preserve"> </w:t>
+      </w:r>
+      <w:r>
+        <w:t xml:space="preserve">Facebook </w:t>
+      </w:r>
+      <w:r>
+        <w:t>and</w:t>
+      </w:r>
+      <w:r>
+        <w:t xml:space="preserve"> TikTok</w:t>
+      </w:r>
+    </w:p>
+    <w:p>
+      <w:pPr>
+        <w:numPr>
+          <w:ilvl w:val="0"/>
+          <w:numId w:val="13"/>
+        </w:numPr>
+      </w:pPr>
+      <w:r>
+        <w:t xml:space="preserve">Sharing the website link online </w:t>
+      </w:r>
+    </w:p>
+    <w:p/>
+    <w:p>
+      <w:pPr>
+        <w:rPr>
+          <w:b/>
+          <w:bCs/>
+          <w:sz w:val="28"/>
+          <w:szCs w:val="28"/>
+          <w:u w:val="single"/>
+        </w:rPr>
+      </w:pPr>
+    </w:p>
+    <w:p>
+      <w:pPr>
+        <w:rPr>
+          <w:b/>
+          <w:bCs/>
+          <w:sz w:val="28"/>
+          <w:szCs w:val="28"/>
+          <w:u w:val="single"/>
+        </w:rPr>
+      </w:pPr>
+    </w:p>
+    <w:p>
+      <w:pPr>
+        <w:rPr>
+          <w:b/>
+          <w:bCs/>
+          <w:sz w:val="28"/>
+          <w:szCs w:val="28"/>
+          <w:u w:val="single"/>
+        </w:rPr>
+      </w:pPr>
+      <w:r>
+        <w:rPr>
+          <w:b/>
+          <w:bCs/>
+          <w:sz w:val="28"/>
+          <w:szCs w:val="28"/>
+          <w:u w:val="single"/>
+        </w:rPr>
+        <w:t>FUTURE DEVELOPMENTS</w:t>
+      </w:r>
+    </w:p>
+    <w:p>
+      <w:pPr>
+        <w:rPr>
+          <w:sz w:val="28"/>
+          <w:szCs w:val="28"/>
+        </w:rPr>
+      </w:pPr>
+    </w:p>
+    <w:p>
+      <w:r>
+        <w:t xml:space="preserve">To further </w:t>
+      </w:r>
+      <w:r>
+        <w:t>elevate Oculens</w:t>
+      </w:r>
+      <w:r>
+        <w:t xml:space="preserve"> Eyewear website, I would i</w:t>
+      </w:r>
+      <w:r>
+        <w:t>mprove the</w:t>
+      </w:r>
+      <w:r>
+        <w:t xml:space="preserve"> user account system, allowing customers to track orders and save their favorite products. This personalization would improve customer loyalty and s</w:t>
+      </w:r>
+      <w:r>
+        <w:t>kyrocket</w:t>
+      </w:r>
+      <w:r>
+        <w:t xml:space="preserve"> future shopping.</w:t>
+      </w:r>
+    </w:p>
+    <w:p>
+      <w:r>
+        <w:t xml:space="preserve">Additionally, I would introduce a more robust search and filter functionality, enabling customers to find eyewear by frame shape, color, or lens type quickly. </w:t>
+      </w:r>
+    </w:p>
+    <w:p>
+      <w:r>
+        <w:t xml:space="preserve">Finally, I recommend integrating a customer feedback system, so users can leave reviews and ratings, </w:t>
+      </w:r>
+      <w:r>
+        <w:t>building</w:t>
+      </w:r>
+      <w:r>
+        <w:t xml:space="preserve"> trust and continuous improvement.</w:t>
+      </w:r>
+    </w:p>
+    <w:p/>
     <w:sectPr>
       <w:pgSz w:w="12240" w:h="15840"/>
       <w:pgMar w:top="720" w:right="720" w:bottom="720" w:left="720" w:header="720" w:footer="720" w:gutter="0"/>
@@ -3219,6 +4417,155 @@
     </w:lvl>
   </w:abstractNum>
   <w:abstractNum w:abstractNumId="2" w15:restartNumberingAfterBreak="0">
+    <w:nsid w:val="1B9B5120"/>
+    <w:multiLevelType w:val="multilevel"/>
+    <w:tmpl w:val="0472F812"/>
+    <w:lvl w:ilvl="0">
+      <w:start w:val="1"/>
+      <w:numFmt w:val="bullet"/>
+      <w:lvlText w:val=""/>
+      <w:lvlJc w:val="left"/>
+      <w:pPr>
+        <w:tabs>
+          <w:tab w:val="num" w:pos="720"/>
+        </w:tabs>
+        <w:ind w:left="720" w:hanging="360"/>
+      </w:pPr>
+      <w:rPr>
+        <w:rFonts w:ascii="Symbol" w:hAnsi="Symbol" w:hint="default"/>
+        <w:sz w:val="20"/>
+      </w:rPr>
+    </w:lvl>
+    <w:lvl w:ilvl="1" w:tentative="1">
+      <w:start w:val="1"/>
+      <w:numFmt w:val="bullet"/>
+      <w:lvlText w:val="o"/>
+      <w:lvlJc w:val="left"/>
+      <w:pPr>
+        <w:tabs>
+          <w:tab w:val="num" w:pos="1440"/>
+        </w:tabs>
+        <w:ind w:left="1440" w:hanging="360"/>
+      </w:pPr>
+      <w:rPr>
+        <w:rFonts w:ascii="Courier New" w:hAnsi="Courier New" w:hint="default"/>
+        <w:sz w:val="20"/>
+      </w:rPr>
+    </w:lvl>
+    <w:lvl w:ilvl="2" w:tentative="1">
+      <w:start w:val="1"/>
+      <w:numFmt w:val="bullet"/>
+      <w:lvlText w:val=""/>
+      <w:lvlJc w:val="left"/>
+      <w:pPr>
+        <w:tabs>
+          <w:tab w:val="num" w:pos="2160"/>
+        </w:tabs>
+        <w:ind w:left="2160" w:hanging="360"/>
+      </w:pPr>
+      <w:rPr>
+        <w:rFonts w:ascii="Wingdings" w:hAnsi="Wingdings" w:hint="default"/>
+        <w:sz w:val="20"/>
+      </w:rPr>
+    </w:lvl>
+    <w:lvl w:ilvl="3" w:tentative="1">
+      <w:start w:val="1"/>
+      <w:numFmt w:val="bullet"/>
+      <w:lvlText w:val=""/>
+      <w:lvlJc w:val="left"/>
+      <w:pPr>
+        <w:tabs>
+          <w:tab w:val="num" w:pos="2880"/>
+        </w:tabs>
+        <w:ind w:left="2880" w:hanging="360"/>
+      </w:pPr>
+      <w:rPr>
+        <w:rFonts w:ascii="Wingdings" w:hAnsi="Wingdings" w:hint="default"/>
+        <w:sz w:val="20"/>
+      </w:rPr>
+    </w:lvl>
+    <w:lvl w:ilvl="4" w:tentative="1">
+      <w:start w:val="1"/>
+      <w:numFmt w:val="bullet"/>
+      <w:lvlText w:val=""/>
+      <w:lvlJc w:val="left"/>
+      <w:pPr>
+        <w:tabs>
+          <w:tab w:val="num" w:pos="3600"/>
+        </w:tabs>
+        <w:ind w:left="3600" w:hanging="360"/>
+      </w:pPr>
+      <w:rPr>
+        <w:rFonts w:ascii="Wingdings" w:hAnsi="Wingdings" w:hint="default"/>
+        <w:sz w:val="20"/>
+      </w:rPr>
+    </w:lvl>
+    <w:lvl w:ilvl="5" w:tentative="1">
+      <w:start w:val="1"/>
+      <w:numFmt w:val="bullet"/>
+      <w:lvlText w:val=""/>
+      <w:lvlJc w:val="left"/>
+      <w:pPr>
+        <w:tabs>
+          <w:tab w:val="num" w:pos="4320"/>
+        </w:tabs>
+        <w:ind w:left="4320" w:hanging="360"/>
+      </w:pPr>
+      <w:rPr>
+        <w:rFonts w:ascii="Wingdings" w:hAnsi="Wingdings" w:hint="default"/>
+        <w:sz w:val="20"/>
+      </w:rPr>
+    </w:lvl>
+    <w:lvl w:ilvl="6" w:tentative="1">
+      <w:start w:val="1"/>
+      <w:numFmt w:val="bullet"/>
+      <w:lvlText w:val=""/>
+      <w:lvlJc w:val="left"/>
+      <w:pPr>
+        <w:tabs>
+          <w:tab w:val="num" w:pos="5040"/>
+        </w:tabs>
+        <w:ind w:left="5040" w:hanging="360"/>
+      </w:pPr>
+      <w:rPr>
+        <w:rFonts w:ascii="Wingdings" w:hAnsi="Wingdings" w:hint="default"/>
+        <w:sz w:val="20"/>
+      </w:rPr>
+    </w:lvl>
+    <w:lvl w:ilvl="7" w:tentative="1">
+      <w:start w:val="1"/>
+      <w:numFmt w:val="bullet"/>
+      <w:lvlText w:val=""/>
+      <w:lvlJc w:val="left"/>
+      <w:pPr>
+        <w:tabs>
+          <w:tab w:val="num" w:pos="5760"/>
+        </w:tabs>
+        <w:ind w:left="5760" w:hanging="360"/>
+      </w:pPr>
+      <w:rPr>
+        <w:rFonts w:ascii="Wingdings" w:hAnsi="Wingdings" w:hint="default"/>
+        <w:sz w:val="20"/>
+      </w:rPr>
+    </w:lvl>
+    <w:lvl w:ilvl="8" w:tentative="1">
+      <w:start w:val="1"/>
+      <w:numFmt w:val="bullet"/>
+      <w:lvlText w:val=""/>
+      <w:lvlJc w:val="left"/>
+      <w:pPr>
+        <w:tabs>
+          <w:tab w:val="num" w:pos="6480"/>
+        </w:tabs>
+        <w:ind w:left="6480" w:hanging="360"/>
+      </w:pPr>
+      <w:rPr>
+        <w:rFonts w:ascii="Wingdings" w:hAnsi="Wingdings" w:hint="default"/>
+        <w:sz w:val="20"/>
+      </w:rPr>
+    </w:lvl>
+  </w:abstractNum>
+  <w:abstractNum w:abstractNumId="3" w15:restartNumberingAfterBreak="0">
     <w:nsid w:val="2B8F3DC6"/>
     <w:multiLevelType w:val="hybridMultilevel"/>
     <w:tmpl w:val="0DA4B392"/>
@@ -3331,7 +4678,7 @@
       </w:rPr>
     </w:lvl>
   </w:abstractNum>
-  <w:abstractNum w:abstractNumId="3" w15:restartNumberingAfterBreak="0">
+  <w:abstractNum w:abstractNumId="4" w15:restartNumberingAfterBreak="0">
     <w:nsid w:val="336E4739"/>
     <w:multiLevelType w:val="hybridMultilevel"/>
     <w:tmpl w:val="31DC425C"/>
@@ -3444,7 +4791,7 @@
       </w:rPr>
     </w:lvl>
   </w:abstractNum>
-  <w:abstractNum w:abstractNumId="4" w15:restartNumberingAfterBreak="0">
+  <w:abstractNum w:abstractNumId="5" w15:restartNumberingAfterBreak="0">
     <w:nsid w:val="42B56100"/>
     <w:multiLevelType w:val="hybridMultilevel"/>
     <w:tmpl w:val="EC9E231A"/>
@@ -3557,7 +4904,7 @@
       </w:rPr>
     </w:lvl>
   </w:abstractNum>
-  <w:abstractNum w:abstractNumId="5" w15:restartNumberingAfterBreak="0">
+  <w:abstractNum w:abstractNumId="6" w15:restartNumberingAfterBreak="0">
     <w:nsid w:val="451211C8"/>
     <w:multiLevelType w:val="hybridMultilevel"/>
     <w:tmpl w:val="BE044ED6"/>
@@ -3670,7 +5017,7 @@
       </w:rPr>
     </w:lvl>
   </w:abstractNum>
-  <w:abstractNum w:abstractNumId="6" w15:restartNumberingAfterBreak="0">
+  <w:abstractNum w:abstractNumId="7" w15:restartNumberingAfterBreak="0">
     <w:nsid w:val="451D1E7E"/>
     <w:multiLevelType w:val="hybridMultilevel"/>
     <w:tmpl w:val="B3C293B6"/>
@@ -3783,7 +5130,156 @@
       </w:rPr>
     </w:lvl>
   </w:abstractNum>
-  <w:abstractNum w:abstractNumId="7" w15:restartNumberingAfterBreak="0">
+  <w:abstractNum w:abstractNumId="8" w15:restartNumberingAfterBreak="0">
+    <w:nsid w:val="4AEE4637"/>
+    <w:multiLevelType w:val="multilevel"/>
+    <w:tmpl w:val="C186BE9E"/>
+    <w:lvl w:ilvl="0">
+      <w:start w:val="1"/>
+      <w:numFmt w:val="bullet"/>
+      <w:lvlText w:val=""/>
+      <w:lvlJc w:val="left"/>
+      <w:pPr>
+        <w:tabs>
+          <w:tab w:val="num" w:pos="720"/>
+        </w:tabs>
+        <w:ind w:left="720" w:hanging="360"/>
+      </w:pPr>
+      <w:rPr>
+        <w:rFonts w:ascii="Symbol" w:hAnsi="Symbol" w:hint="default"/>
+        <w:sz w:val="20"/>
+      </w:rPr>
+    </w:lvl>
+    <w:lvl w:ilvl="1" w:tentative="1">
+      <w:start w:val="1"/>
+      <w:numFmt w:val="bullet"/>
+      <w:lvlText w:val="o"/>
+      <w:lvlJc w:val="left"/>
+      <w:pPr>
+        <w:tabs>
+          <w:tab w:val="num" w:pos="1440"/>
+        </w:tabs>
+        <w:ind w:left="1440" w:hanging="360"/>
+      </w:pPr>
+      <w:rPr>
+        <w:rFonts w:ascii="Courier New" w:hAnsi="Courier New" w:hint="default"/>
+        <w:sz w:val="20"/>
+      </w:rPr>
+    </w:lvl>
+    <w:lvl w:ilvl="2" w:tentative="1">
+      <w:start w:val="1"/>
+      <w:numFmt w:val="bullet"/>
+      <w:lvlText w:val=""/>
+      <w:lvlJc w:val="left"/>
+      <w:pPr>
+        <w:tabs>
+          <w:tab w:val="num" w:pos="2160"/>
+        </w:tabs>
+        <w:ind w:left="2160" w:hanging="360"/>
+      </w:pPr>
+      <w:rPr>
+        <w:rFonts w:ascii="Wingdings" w:hAnsi="Wingdings" w:hint="default"/>
+        <w:sz w:val="20"/>
+      </w:rPr>
+    </w:lvl>
+    <w:lvl w:ilvl="3" w:tentative="1">
+      <w:start w:val="1"/>
+      <w:numFmt w:val="bullet"/>
+      <w:lvlText w:val=""/>
+      <w:lvlJc w:val="left"/>
+      <w:pPr>
+        <w:tabs>
+          <w:tab w:val="num" w:pos="2880"/>
+        </w:tabs>
+        <w:ind w:left="2880" w:hanging="360"/>
+      </w:pPr>
+      <w:rPr>
+        <w:rFonts w:ascii="Wingdings" w:hAnsi="Wingdings" w:hint="default"/>
+        <w:sz w:val="20"/>
+      </w:rPr>
+    </w:lvl>
+    <w:lvl w:ilvl="4" w:tentative="1">
+      <w:start w:val="1"/>
+      <w:numFmt w:val="bullet"/>
+      <w:lvlText w:val=""/>
+      <w:lvlJc w:val="left"/>
+      <w:pPr>
+        <w:tabs>
+          <w:tab w:val="num" w:pos="3600"/>
+        </w:tabs>
+        <w:ind w:left="3600" w:hanging="360"/>
+      </w:pPr>
+      <w:rPr>
+        <w:rFonts w:ascii="Wingdings" w:hAnsi="Wingdings" w:hint="default"/>
+        <w:sz w:val="20"/>
+      </w:rPr>
+    </w:lvl>
+    <w:lvl w:ilvl="5" w:tentative="1">
+      <w:start w:val="1"/>
+      <w:numFmt w:val="bullet"/>
+      <w:lvlText w:val=""/>
+      <w:lvlJc w:val="left"/>
+      <w:pPr>
+        <w:tabs>
+          <w:tab w:val="num" w:pos="4320"/>
+        </w:tabs>
+        <w:ind w:left="4320" w:hanging="360"/>
+      </w:pPr>
+      <w:rPr>
+        <w:rFonts w:ascii="Wingdings" w:hAnsi="Wingdings" w:hint="default"/>
+        <w:sz w:val="20"/>
+      </w:rPr>
+    </w:lvl>
+    <w:lvl w:ilvl="6" w:tentative="1">
+      <w:start w:val="1"/>
+      <w:numFmt w:val="bullet"/>
+      <w:lvlText w:val=""/>
+      <w:lvlJc w:val="left"/>
+      <w:pPr>
+        <w:tabs>
+          <w:tab w:val="num" w:pos="5040"/>
+        </w:tabs>
+        <w:ind w:left="5040" w:hanging="360"/>
+      </w:pPr>
+      <w:rPr>
+        <w:rFonts w:ascii="Wingdings" w:hAnsi="Wingdings" w:hint="default"/>
+        <w:sz w:val="20"/>
+      </w:rPr>
+    </w:lvl>
+    <w:lvl w:ilvl="7" w:tentative="1">
+      <w:start w:val="1"/>
+      <w:numFmt w:val="bullet"/>
+      <w:lvlText w:val=""/>
+      <w:lvlJc w:val="left"/>
+      <w:pPr>
+        <w:tabs>
+          <w:tab w:val="num" w:pos="5760"/>
+        </w:tabs>
+        <w:ind w:left="5760" w:hanging="360"/>
+      </w:pPr>
+      <w:rPr>
+        <w:rFonts w:ascii="Wingdings" w:hAnsi="Wingdings" w:hint="default"/>
+        <w:sz w:val="20"/>
+      </w:rPr>
+    </w:lvl>
+    <w:lvl w:ilvl="8" w:tentative="1">
+      <w:start w:val="1"/>
+      <w:numFmt w:val="bullet"/>
+      <w:lvlText w:val=""/>
+      <w:lvlJc w:val="left"/>
+      <w:pPr>
+        <w:tabs>
+          <w:tab w:val="num" w:pos="6480"/>
+        </w:tabs>
+        <w:ind w:left="6480" w:hanging="360"/>
+      </w:pPr>
+      <w:rPr>
+        <w:rFonts w:ascii="Wingdings" w:hAnsi="Wingdings" w:hint="default"/>
+        <w:sz w:val="20"/>
+      </w:rPr>
+    </w:lvl>
+  </w:abstractNum>
+  <w:abstractNum w:abstractNumId="9" w15:restartNumberingAfterBreak="0">
     <w:nsid w:val="4EE90F74"/>
     <w:multiLevelType w:val="hybridMultilevel"/>
     <w:tmpl w:val="0A828B1E"/>
@@ -3896,7 +5392,156 @@
       </w:rPr>
     </w:lvl>
   </w:abstractNum>
-  <w:abstractNum w:abstractNumId="8" w15:restartNumberingAfterBreak="0">
+  <w:abstractNum w:abstractNumId="10" w15:restartNumberingAfterBreak="0">
+    <w:nsid w:val="5F016507"/>
+    <w:multiLevelType w:val="multilevel"/>
+    <w:tmpl w:val="13609876"/>
+    <w:lvl w:ilvl="0">
+      <w:start w:val="1"/>
+      <w:numFmt w:val="bullet"/>
+      <w:lvlText w:val=""/>
+      <w:lvlJc w:val="left"/>
+      <w:pPr>
+        <w:tabs>
+          <w:tab w:val="num" w:pos="720"/>
+        </w:tabs>
+        <w:ind w:left="720" w:hanging="360"/>
+      </w:pPr>
+      <w:rPr>
+        <w:rFonts w:ascii="Symbol" w:hAnsi="Symbol" w:hint="default"/>
+        <w:sz w:val="20"/>
+      </w:rPr>
+    </w:lvl>
+    <w:lvl w:ilvl="1" w:tentative="1">
+      <w:start w:val="1"/>
+      <w:numFmt w:val="bullet"/>
+      <w:lvlText w:val="o"/>
+      <w:lvlJc w:val="left"/>
+      <w:pPr>
+        <w:tabs>
+          <w:tab w:val="num" w:pos="1440"/>
+        </w:tabs>
+        <w:ind w:left="1440" w:hanging="360"/>
+      </w:pPr>
+      <w:rPr>
+        <w:rFonts w:ascii="Courier New" w:hAnsi="Courier New" w:hint="default"/>
+        <w:sz w:val="20"/>
+      </w:rPr>
+    </w:lvl>
+    <w:lvl w:ilvl="2" w:tentative="1">
+      <w:start w:val="1"/>
+      <w:numFmt w:val="bullet"/>
+      <w:lvlText w:val=""/>
+      <w:lvlJc w:val="left"/>
+      <w:pPr>
+        <w:tabs>
+          <w:tab w:val="num" w:pos="2160"/>
+        </w:tabs>
+        <w:ind w:left="2160" w:hanging="360"/>
+      </w:pPr>
+      <w:rPr>
+        <w:rFonts w:ascii="Wingdings" w:hAnsi="Wingdings" w:hint="default"/>
+        <w:sz w:val="20"/>
+      </w:rPr>
+    </w:lvl>
+    <w:lvl w:ilvl="3" w:tentative="1">
+      <w:start w:val="1"/>
+      <w:numFmt w:val="bullet"/>
+      <w:lvlText w:val=""/>
+      <w:lvlJc w:val="left"/>
+      <w:pPr>
+        <w:tabs>
+          <w:tab w:val="num" w:pos="2880"/>
+        </w:tabs>
+        <w:ind w:left="2880" w:hanging="360"/>
+      </w:pPr>
+      <w:rPr>
+        <w:rFonts w:ascii="Wingdings" w:hAnsi="Wingdings" w:hint="default"/>
+        <w:sz w:val="20"/>
+      </w:rPr>
+    </w:lvl>
+    <w:lvl w:ilvl="4" w:tentative="1">
+      <w:start w:val="1"/>
+      <w:numFmt w:val="bullet"/>
+      <w:lvlText w:val=""/>
+      <w:lvlJc w:val="left"/>
+      <w:pPr>
+        <w:tabs>
+          <w:tab w:val="num" w:pos="3600"/>
+        </w:tabs>
+        <w:ind w:left="3600" w:hanging="360"/>
+      </w:pPr>
+      <w:rPr>
+        <w:rFonts w:ascii="Wingdings" w:hAnsi="Wingdings" w:hint="default"/>
+        <w:sz w:val="20"/>
+      </w:rPr>
+    </w:lvl>
+    <w:lvl w:ilvl="5" w:tentative="1">
+      <w:start w:val="1"/>
+      <w:numFmt w:val="bullet"/>
+      <w:lvlText w:val=""/>
+      <w:lvlJc w:val="left"/>
+      <w:pPr>
+        <w:tabs>
+          <w:tab w:val="num" w:pos="4320"/>
+        </w:tabs>
+        <w:ind w:left="4320" w:hanging="360"/>
+      </w:pPr>
+      <w:rPr>
+        <w:rFonts w:ascii="Wingdings" w:hAnsi="Wingdings" w:hint="default"/>
+        <w:sz w:val="20"/>
+      </w:rPr>
+    </w:lvl>
+    <w:lvl w:ilvl="6" w:tentative="1">
+      <w:start w:val="1"/>
+      <w:numFmt w:val="bullet"/>
+      <w:lvlText w:val=""/>
+      <w:lvlJc w:val="left"/>
+      <w:pPr>
+        <w:tabs>
+          <w:tab w:val="num" w:pos="5040"/>
+        </w:tabs>
+        <w:ind w:left="5040" w:hanging="360"/>
+      </w:pPr>
+      <w:rPr>
+        <w:rFonts w:ascii="Wingdings" w:hAnsi="Wingdings" w:hint="default"/>
+        <w:sz w:val="20"/>
+      </w:rPr>
+    </w:lvl>
+    <w:lvl w:ilvl="7" w:tentative="1">
+      <w:start w:val="1"/>
+      <w:numFmt w:val="bullet"/>
+      <w:lvlText w:val=""/>
+      <w:lvlJc w:val="left"/>
+      <w:pPr>
+        <w:tabs>
+          <w:tab w:val="num" w:pos="5760"/>
+        </w:tabs>
+        <w:ind w:left="5760" w:hanging="360"/>
+      </w:pPr>
+      <w:rPr>
+        <w:rFonts w:ascii="Wingdings" w:hAnsi="Wingdings" w:hint="default"/>
+        <w:sz w:val="20"/>
+      </w:rPr>
+    </w:lvl>
+    <w:lvl w:ilvl="8" w:tentative="1">
+      <w:start w:val="1"/>
+      <w:numFmt w:val="bullet"/>
+      <w:lvlText w:val=""/>
+      <w:lvlJc w:val="left"/>
+      <w:pPr>
+        <w:tabs>
+          <w:tab w:val="num" w:pos="6480"/>
+        </w:tabs>
+        <w:ind w:left="6480" w:hanging="360"/>
+      </w:pPr>
+      <w:rPr>
+        <w:rFonts w:ascii="Wingdings" w:hAnsi="Wingdings" w:hint="default"/>
+        <w:sz w:val="20"/>
+      </w:rPr>
+    </w:lvl>
+  </w:abstractNum>
+  <w:abstractNum w:abstractNumId="11" w15:restartNumberingAfterBreak="0">
     <w:nsid w:val="68DA525A"/>
     <w:multiLevelType w:val="hybridMultilevel"/>
     <w:tmpl w:val="31FE2860"/>
@@ -4009,7 +5654,7 @@
       </w:rPr>
     </w:lvl>
   </w:abstractNum>
-  <w:abstractNum w:abstractNumId="9" w15:restartNumberingAfterBreak="0">
+  <w:abstractNum w:abstractNumId="12" w15:restartNumberingAfterBreak="0">
     <w:nsid w:val="7E3B6D3A"/>
     <w:multiLevelType w:val="hybridMultilevel"/>
     <w:tmpl w:val="4D06348E"/>
@@ -4123,13 +5768,13 @@
     </w:lvl>
   </w:abstractNum>
   <w:num w:numId="1" w16cid:durableId="2052412216">
-    <w:abstractNumId w:val="6"/>
+    <w:abstractNumId w:val="7"/>
   </w:num>
   <w:num w:numId="2" w16cid:durableId="611280266">
-    <w:abstractNumId w:val="3"/>
+    <w:abstractNumId w:val="4"/>
   </w:num>
   <w:num w:numId="3" w16cid:durableId="1336884629">
-    <w:abstractNumId w:val="2"/>
+    <w:abstractNumId w:val="3"/>
   </w:num>
   <w:num w:numId="4" w16cid:durableId="1447189036">
     <w:abstractNumId w:val="1"/>
@@ -4138,19 +5783,28 @@
     <w:abstractNumId w:val="0"/>
   </w:num>
   <w:num w:numId="6" w16cid:durableId="1633822793">
-    <w:abstractNumId w:val="4"/>
+    <w:abstractNumId w:val="5"/>
   </w:num>
   <w:num w:numId="7" w16cid:durableId="957951044">
+    <w:abstractNumId w:val="11"/>
+  </w:num>
+  <w:num w:numId="8" w16cid:durableId="575172487">
+    <w:abstractNumId w:val="9"/>
+  </w:num>
+  <w:num w:numId="9" w16cid:durableId="992836807">
+    <w:abstractNumId w:val="6"/>
+  </w:num>
+  <w:num w:numId="10" w16cid:durableId="1893079611">
+    <w:abstractNumId w:val="12"/>
+  </w:num>
+  <w:num w:numId="11" w16cid:durableId="1054548074">
+    <w:abstractNumId w:val="2"/>
+  </w:num>
+  <w:num w:numId="12" w16cid:durableId="553394803">
     <w:abstractNumId w:val="8"/>
   </w:num>
-  <w:num w:numId="8" w16cid:durableId="575172487">
-    <w:abstractNumId w:val="7"/>
-  </w:num>
-  <w:num w:numId="9" w16cid:durableId="992836807">
-    <w:abstractNumId w:val="5"/>
-  </w:num>
-  <w:num w:numId="10" w16cid:durableId="1893079611">
-    <w:abstractNumId w:val="9"/>
+  <w:num w:numId="13" w16cid:durableId="647058446">
+    <w:abstractNumId w:val="10"/>
   </w:num>
 </w:numbering>
 </file>
@@ -5191,6 +6845,41 @@
       <w:outlineLvl w:val="9"/>
     </w:pPr>
   </w:style>
+  <w:style w:type="character" w:styleId="Hyperlink">
+    <w:name w:val="Hyperlink"/>
+    <w:basedOn w:val="DefaultParagraphFont"/>
+    <w:uiPriority w:val="99"/>
+    <w:unhideWhenUsed/>
+    <w:rsid w:val="00AF4BC8"/>
+    <w:rPr>
+      <w:color w:val="467886" w:themeColor="hyperlink"/>
+      <w:u w:val="single"/>
+    </w:rPr>
+  </w:style>
+  <w:style w:type="character" w:styleId="UnresolvedMention">
+    <w:name w:val="Unresolved Mention"/>
+    <w:basedOn w:val="DefaultParagraphFont"/>
+    <w:uiPriority w:val="99"/>
+    <w:semiHidden/>
+    <w:unhideWhenUsed/>
+    <w:rsid w:val="00AF4BC8"/>
+    <w:rPr>
+      <w:color w:val="605E5C"/>
+      <w:shd w:val="clear" w:color="auto" w:fill="E1DFDD"/>
+    </w:rPr>
+  </w:style>
+  <w:style w:type="character" w:styleId="FollowedHyperlink">
+    <w:name w:val="FollowedHyperlink"/>
+    <w:basedOn w:val="DefaultParagraphFont"/>
+    <w:uiPriority w:val="99"/>
+    <w:semiHidden/>
+    <w:unhideWhenUsed/>
+    <w:rsid w:val="00990592"/>
+    <w:rPr>
+      <w:color w:val="96607D" w:themeColor="followedHyperlink"/>
+      <w:u w:val="single"/>
+    </w:rPr>
+  </w:style>
 </w:styles>
 </file>
 
